--- a/backend/templates/service_note_procurement.docx
+++ b/backend/templates/service_note_procurement.docx
@@ -115,6 +115,7 @@
         <w:spacing w:before="0" w:after="40" w:line="276" w:lineRule="exact"/>
         <w:jc w:val="right"/>
       </w:pPr>
+      <w:commentRangeStart w:id="0"/>
       <w:r>
         <w:rPr>
           <w:rFonts w:ascii="Times New Roman" w:hAnsi="Times New Roman"/>
@@ -122,7 +123,14 @@
           <w:i w:val="0"/>
           <w:sz w:val="24"/>
         </w:rPr>
-        <w:t>Президенту ВСКС</w:t>
+        <w:t xml:space="preserve">Руководителю {{ customer_short_name }}</w:t>
+      </w:r>
+      <w:commentRangeEnd w:id="0"/>
+      <w:r>
+        <w:rPr>
+          <w:rStyle w:val="CommentReference"/>
+        </w:rPr>
+        <w:commentReference w:id="0"/>
       </w:r>
     </w:p>
     <w:p>
@@ -130,6 +138,7 @@
         <w:spacing w:before="0" w:after="120" w:line="276" w:lineRule="exact"/>
         <w:jc w:val="right"/>
       </w:pPr>
+      <w:commentRangeStart w:id="1"/>
       <w:r>
         <w:rPr>
           <w:rFonts w:ascii="Times New Roman" w:hAnsi="Times New Roman"/>
@@ -138,6 +147,13 @@
           <w:sz w:val="24"/>
         </w:rPr>
         <w:t>{{customer_signatory_name_genitive}}</w:t>
+      </w:r>
+      <w:commentRangeEnd w:id="1"/>
+      <w:r>
+        <w:rPr>
+          <w:rStyle w:val="CommentReference"/>
+        </w:rPr>
+        <w:commentReference w:id="1"/>
       </w:r>
     </w:p>
     <w:p>
@@ -154,6 +170,7 @@
         </w:rPr>
         <w:t xml:space="preserve">от </w:t>
       </w:r>
+      <w:commentRangeStart w:id="2"/>
       <w:r>
         <w:rPr>
           <w:rFonts w:ascii="Times New Roman" w:hAnsi="Times New Roman"/>
@@ -163,12 +180,20 @@
         </w:rPr>
         <w:t>{{initiator_role}}</w:t>
       </w:r>
+      <w:commentRangeEnd w:id="2"/>
+      <w:r>
+        <w:rPr>
+          <w:rStyle w:val="CommentReference"/>
+        </w:rPr>
+        <w:commentReference w:id="2"/>
+      </w:r>
     </w:p>
     <w:p>
       <w:pPr>
         <w:spacing w:before="0" w:after="200" w:line="276" w:lineRule="exact"/>
         <w:jc w:val="right"/>
       </w:pPr>
+      <w:commentRangeStart w:id="3"/>
       <w:r>
         <w:rPr>
           <w:rFonts w:ascii="Times New Roman" w:hAnsi="Times New Roman"/>
@@ -177,6 +202,13 @@
           <w:sz w:val="24"/>
         </w:rPr>
         <w:t>{{initiator_name}}</w:t>
+      </w:r>
+      <w:commentRangeEnd w:id="3"/>
+      <w:r>
+        <w:rPr>
+          <w:rStyle w:val="CommentReference"/>
+        </w:rPr>
+        <w:commentReference w:id="3"/>
       </w:r>
     </w:p>
     <w:p>
@@ -199,6 +231,7 @@
         <w:spacing w:before="0" w:after="0" w:line="276" w:lineRule="exact"/>
         <w:jc w:val="center"/>
       </w:pPr>
+      <w:commentRangeStart w:id="4"/>
       <w:r>
         <w:rPr>
           <w:rFonts w:ascii="Times New Roman" w:hAnsi="Times New Roman"/>
@@ -207,6 +240,13 @@
           <w:sz w:val="20"/>
         </w:rPr>
         <w:t>{% if doc_kind == 'procurement' %}</w:t>
+      </w:r>
+      <w:commentRangeEnd w:id="4"/>
+      <w:r>
+        <w:rPr>
+          <w:rStyle w:val="CommentReference"/>
+        </w:rPr>
+        <w:commentReference w:id="4"/>
       </w:r>
     </w:p>
     <w:p>
@@ -228,6 +268,7 @@
         <w:spacing w:before="0" w:after="120" w:line="276" w:lineRule="exact"/>
         <w:jc w:val="center"/>
       </w:pPr>
+      <w:commentRangeStart w:id="5"/>
       <w:r>
         <w:rPr>
           <w:rFonts w:ascii="Times New Roman" w:hAnsi="Times New Roman"/>
@@ -236,6 +277,13 @@
           <w:sz w:val="20"/>
         </w:rPr>
         <w:t>{% endif %}</w:t>
+      </w:r>
+      <w:commentRangeEnd w:id="5"/>
+      <w:r>
+        <w:rPr>
+          <w:rStyle w:val="CommentReference"/>
+        </w:rPr>
+        <w:commentReference w:id="5"/>
       </w:r>
     </w:p>
     <w:p>
@@ -252,6 +300,7 @@
         </w:rPr>
         <w:t>г. Москва                          «</w:t>
       </w:r>
+      <w:commentRangeStart w:id="6"/>
       <w:r>
         <w:rPr>
           <w:rFonts w:ascii="Times New Roman" w:hAnsi="Times New Roman"/>
@@ -260,6 +309,13 @@
           <w:sz w:val="24"/>
         </w:rPr>
         <w:t>{{today}}</w:t>
+      </w:r>
+      <w:commentRangeEnd w:id="6"/>
+      <w:r>
+        <w:rPr>
+          <w:rStyle w:val="CommentReference"/>
+        </w:rPr>
+        <w:commentReference w:id="6"/>
       </w:r>
       <w:r>
         <w:rPr>
@@ -300,6 +356,7 @@
         </w:rPr>
         <w:t xml:space="preserve">Предмет: </w:t>
       </w:r>
+      <w:commentRangeStart w:id="7"/>
       <w:r>
         <w:rPr>
           <w:rFonts w:ascii="Times New Roman" w:hAnsi="Times New Roman"/>
@@ -308,6 +365,13 @@
           <w:sz w:val="24"/>
         </w:rPr>
         <w:t>{{subject}}</w:t>
+      </w:r>
+      <w:commentRangeEnd w:id="7"/>
+      <w:r>
+        <w:rPr>
+          <w:rStyle w:val="CommentReference"/>
+        </w:rPr>
+        <w:commentReference w:id="7"/>
       </w:r>
     </w:p>
     <w:p>
@@ -324,6 +388,7 @@
         </w:rPr>
         <w:t xml:space="preserve">Тип: </w:t>
       </w:r>
+      <w:commentRangeStart w:id="8"/>
       <w:r>
         <w:rPr>
           <w:rFonts w:ascii="Times New Roman" w:hAnsi="Times New Roman"/>
@@ -333,6 +398,13 @@
         </w:rPr>
         <w:t>{% if subject_kind == 'goods' %}</w:t>
       </w:r>
+      <w:commentRangeEnd w:id="8"/>
+      <w:r>
+        <w:rPr>
+          <w:rStyle w:val="CommentReference"/>
+        </w:rPr>
+        <w:commentReference w:id="8"/>
+      </w:r>
       <w:r>
         <w:rPr>
           <w:rFonts w:ascii="Times New Roman" w:hAnsi="Times New Roman"/>
@@ -341,6 +413,7 @@
         </w:rPr>
         <w:t>поставка товара</w:t>
       </w:r>
+      <w:commentRangeStart w:id="9"/>
       <w:r>
         <w:rPr>
           <w:rFonts w:ascii="Times New Roman" w:hAnsi="Times New Roman"/>
@@ -350,6 +423,13 @@
         </w:rPr>
         <w:t>{% else %}</w:t>
       </w:r>
+      <w:commentRangeEnd w:id="9"/>
+      <w:r>
+        <w:rPr>
+          <w:rStyle w:val="CommentReference"/>
+        </w:rPr>
+        <w:commentReference w:id="9"/>
+      </w:r>
       <w:r>
         <w:rPr>
           <w:rFonts w:ascii="Times New Roman" w:hAnsi="Times New Roman"/>
@@ -358,6 +438,7 @@
         </w:rPr>
         <w:t>оказание услуг</w:t>
       </w:r>
+      <w:commentRangeStart w:id="10"/>
       <w:r>
         <w:rPr>
           <w:rFonts w:ascii="Times New Roman" w:hAnsi="Times New Roman"/>
@@ -366,6 +447,13 @@
           <w:sz w:val="24"/>
         </w:rPr>
         <w:t>{% endif %}</w:t>
+      </w:r>
+      <w:commentRangeEnd w:id="10"/>
+      <w:r>
+        <w:rPr>
+          <w:rStyle w:val="CommentReference"/>
+        </w:rPr>
+        <w:commentReference w:id="10"/>
       </w:r>
     </w:p>
     <w:p>
@@ -382,6 +470,7 @@
         </w:rPr>
         <w:t xml:space="preserve">Способ закупки: </w:t>
       </w:r>
+      <w:commentRangeStart w:id="11"/>
       <w:r>
         <w:rPr>
           <w:rFonts w:ascii="Times New Roman" w:hAnsi="Times New Roman"/>
@@ -390,6 +479,13 @@
           <w:sz w:val="24"/>
         </w:rPr>
         <w:t>{{purchase_method}}</w:t>
+      </w:r>
+      <w:commentRangeEnd w:id="11"/>
+      <w:r>
+        <w:rPr>
+          <w:rStyle w:val="CommentReference"/>
+        </w:rPr>
+        <w:commentReference w:id="11"/>
       </w:r>
     </w:p>
     <w:p>
@@ -406,6 +502,7 @@
         </w:rPr>
         <w:t xml:space="preserve">Срок: </w:t>
       </w:r>
+      <w:commentRangeStart w:id="12"/>
       <w:r>
         <w:rPr>
           <w:rFonts w:ascii="Times New Roman" w:hAnsi="Times New Roman"/>
@@ -414,6 +511,13 @@
           <w:sz w:val="24"/>
         </w:rPr>
         <w:t>{{service_term}}</w:t>
+      </w:r>
+      <w:commentRangeEnd w:id="12"/>
+      <w:r>
+        <w:rPr>
+          <w:rStyle w:val="CommentReference"/>
+        </w:rPr>
+        <w:commentReference w:id="12"/>
       </w:r>
     </w:p>
     <w:p>
@@ -430,6 +534,7 @@
         </w:rPr>
         <w:t xml:space="preserve">НМЦД: </w:t>
       </w:r>
+      <w:commentRangeStart w:id="13"/>
       <w:r>
         <w:rPr>
           <w:rFonts w:ascii="Times New Roman" w:hAnsi="Times New Roman"/>
@@ -438,6 +543,13 @@
           <w:sz w:val="24"/>
         </w:rPr>
         <w:t>{{total_nmcd}}</w:t>
+      </w:r>
+      <w:commentRangeEnd w:id="13"/>
+      <w:r>
+        <w:rPr>
+          <w:rStyle w:val="CommentReference"/>
+        </w:rPr>
+        <w:commentReference w:id="13"/>
       </w:r>
     </w:p>
     <w:p>
@@ -454,6 +566,7 @@
         </w:rPr>
         <w:t xml:space="preserve">Категория ФЭО: </w:t>
       </w:r>
+      <w:commentRangeStart w:id="14"/>
       <w:r>
         <w:rPr>
           <w:rFonts w:ascii="Times New Roman" w:hAnsi="Times New Roman"/>
@@ -462,6 +575,13 @@
           <w:sz w:val="24"/>
         </w:rPr>
         <w:t>{{feo_path}}</w:t>
+      </w:r>
+      <w:commentRangeEnd w:id="14"/>
+      <w:r>
+        <w:rPr>
+          <w:rStyle w:val="CommentReference"/>
+        </w:rPr>
+        <w:commentReference w:id="14"/>
       </w:r>
     </w:p>
     <w:p>
@@ -478,6 +598,7 @@
         </w:rPr>
         <w:t xml:space="preserve">Субсидия: </w:t>
       </w:r>
+      <w:commentRangeStart w:id="15"/>
       <w:r>
         <w:rPr>
           <w:rFonts w:ascii="Times New Roman" w:hAnsi="Times New Roman"/>
@@ -486,6 +607,13 @@
           <w:sz w:val="24"/>
         </w:rPr>
         <w:t>{{subsidy_name}}</w:t>
+      </w:r>
+      <w:commentRangeEnd w:id="15"/>
+      <w:r>
+        <w:rPr>
+          <w:rStyle w:val="CommentReference"/>
+        </w:rPr>
+        <w:commentReference w:id="15"/>
       </w:r>
     </w:p>
     <w:p>
@@ -517,6 +645,7 @@
         </w:rPr>
         <w:t xml:space="preserve">Срок подачи заявок (если конкурс): </w:t>
       </w:r>
+      <w:commentRangeStart w:id="16"/>
       <w:r>
         <w:rPr>
           <w:rFonts w:ascii="Times New Roman" w:hAnsi="Times New Roman"/>
@@ -525,6 +654,13 @@
           <w:sz w:val="24"/>
         </w:rPr>
         <w:t>{{submission_deadline_datetime}}</w:t>
+      </w:r>
+      <w:commentRangeEnd w:id="16"/>
+      <w:r>
+        <w:rPr>
+          <w:rStyle w:val="CommentReference"/>
+        </w:rPr>
+        <w:commentReference w:id="16"/>
       </w:r>
     </w:p>
     <w:p>
@@ -541,6 +677,7 @@
         </w:rPr>
         <w:t xml:space="preserve">Место </w:t>
       </w:r>
+      <w:commentRangeStart w:id="17"/>
       <w:r>
         <w:rPr>
           <w:rFonts w:ascii="Times New Roman" w:hAnsi="Times New Roman"/>
@@ -550,6 +687,13 @@
         </w:rPr>
         <w:t>{% if subject_kind == 'goods' %}</w:t>
       </w:r>
+      <w:commentRangeEnd w:id="17"/>
+      <w:r>
+        <w:rPr>
+          <w:rStyle w:val="CommentReference"/>
+        </w:rPr>
+        <w:commentReference w:id="17"/>
+      </w:r>
       <w:r>
         <w:rPr>
           <w:rFonts w:ascii="Times New Roman" w:hAnsi="Times New Roman"/>
@@ -558,6 +702,7 @@
         </w:rPr>
         <w:t>поставки</w:t>
       </w:r>
+      <w:commentRangeStart w:id="18"/>
       <w:r>
         <w:rPr>
           <w:rFonts w:ascii="Times New Roman" w:hAnsi="Times New Roman"/>
@@ -567,6 +712,13 @@
         </w:rPr>
         <w:t>{% else %}</w:t>
       </w:r>
+      <w:commentRangeEnd w:id="18"/>
+      <w:r>
+        <w:rPr>
+          <w:rStyle w:val="CommentReference"/>
+        </w:rPr>
+        <w:commentReference w:id="18"/>
+      </w:r>
       <w:r>
         <w:rPr>
           <w:rFonts w:ascii="Times New Roman" w:hAnsi="Times New Roman"/>
@@ -575,6 +727,7 @@
         </w:rPr>
         <w:t>оказания</w:t>
       </w:r>
+      <w:commentRangeStart w:id="19"/>
       <w:r>
         <w:rPr>
           <w:rFonts w:ascii="Times New Roman" w:hAnsi="Times New Roman"/>
@@ -583,6 +736,13 @@
           <w:sz w:val="24"/>
         </w:rPr>
         <w:t>{% endif %}</w:t>
+      </w:r>
+      <w:commentRangeEnd w:id="19"/>
+      <w:r>
+        <w:rPr>
+          <w:rStyle w:val="CommentReference"/>
+        </w:rPr>
+        <w:commentReference w:id="19"/>
       </w:r>
       <w:r>
         <w:rPr>
@@ -593,6 +753,7 @@
         </w:rPr>
         <w:t xml:space="preserve">: </w:t>
       </w:r>
+      <w:commentRangeStart w:id="20"/>
       <w:r>
         <w:rPr>
           <w:rFonts w:ascii="Times New Roman" w:hAnsi="Times New Roman"/>
@@ -602,6 +763,13 @@
         </w:rPr>
         <w:t>{{delivery_location}}</w:t>
       </w:r>
+      <w:commentRangeEnd w:id="20"/>
+      <w:r>
+        <w:rPr>
+          <w:rStyle w:val="CommentReference"/>
+        </w:rPr>
+        <w:commentReference w:id="20"/>
+      </w:r>
     </w:p>
     <w:p/>
     <w:p>
@@ -609,6 +777,7 @@
         <w:spacing w:before="0" w:after="80" w:line="276" w:lineRule="exact"/>
         <w:jc w:val="left"/>
       </w:pPr>
+      <w:commentRangeStart w:id="21"/>
       <w:r>
         <w:rPr>
           <w:rFonts w:ascii="Times New Roman" w:hAnsi="Times New Roman"/>
@@ -617,6 +786,13 @@
           <w:sz w:val="24"/>
         </w:rPr>
         <w:t>{{initiator_role}}</w:t>
+      </w:r>
+      <w:commentRangeEnd w:id="21"/>
+      <w:r>
+        <w:rPr>
+          <w:rStyle w:val="CommentReference"/>
+        </w:rPr>
+        <w:commentReference w:id="21"/>
       </w:r>
     </w:p>
     <w:p>
@@ -633,6 +809,7 @@
         </w:rPr>
         <w:t xml:space="preserve">___________________ / </w:t>
       </w:r>
+      <w:commentRangeStart w:id="22"/>
       <w:r>
         <w:rPr>
           <w:rFonts w:ascii="Times New Roman" w:hAnsi="Times New Roman"/>
@@ -641,6 +818,13 @@
           <w:sz w:val="24"/>
         </w:rPr>
         <w:t>{{initiator_name}}</w:t>
+      </w:r>
+      <w:commentRangeEnd w:id="22"/>
+      <w:r>
+        <w:rPr>
+          <w:rStyle w:val="CommentReference"/>
+        </w:rPr>
+        <w:commentReference w:id="22"/>
       </w:r>
     </w:p>
     <w:p>
@@ -657,6 +841,7 @@
         </w:rPr>
         <w:t>«</w:t>
       </w:r>
+      <w:commentRangeStart w:id="23"/>
       <w:r>
         <w:rPr>
           <w:rFonts w:ascii="Times New Roman" w:hAnsi="Times New Roman"/>
@@ -665,6 +850,13 @@
           <w:sz w:val="24"/>
         </w:rPr>
         <w:t>{{today}}</w:t>
+      </w:r>
+      <w:commentRangeEnd w:id="23"/>
+      <w:r>
+        <w:rPr>
+          <w:rStyle w:val="CommentReference"/>
+        </w:rPr>
+        <w:commentReference w:id="23"/>
       </w:r>
       <w:r>
         <w:rPr>
@@ -684,6 +876,395 @@
     </w:sectPr>
   </w:body>
 </w:document>
+</file>
+
+<file path=word/comments.xml><?xml version="1.0" encoding="utf-8"?>
+<w:comments xmlns:a="http://schemas.openxmlformats.org/drawingml/2006/main" xmlns:pic="http://schemas.openxmlformats.org/drawingml/2006/picture" xmlns:r="http://schemas.openxmlformats.org/officeDocument/2006/relationships" xmlns:w="http://schemas.openxmlformats.org/wordprocessingml/2006/main" xmlns:wp="http://schemas.openxmlformats.org/drawingml/2006/wordprocessingDrawing" xmlns:mc="http://schemas.openxmlformats.org/markup-compatibility/2006" xmlns:a14="http://schemas.microsoft.com/office/drawing/2010/main" xmlns:w14="http://schemas.microsoft.com/office/word/2010/wordml" xmlns:wpc="http://schemas.microsoft.com/office/word/2010/wordprocessingCanvas">
+  <w:comment w:id="0" w:author="Подсказка" w:initials="П" w:date="2026-01-01T00:00:00Z">
+    <w:p>
+      <w:pPr>
+        <w:pStyle w:val="CommentText"/>
+      </w:pPr>
+      <w:r>
+        <w:rPr>
+          <w:rStyle w:val="CommentReference"/>
+        </w:rPr>
+        <w:annotationRef/>
+      </w:r>
+      <w:r>
+        <w:t>Краткое наименование Заказчика (из карточки организации). Пример: АНО «Пример»</w:t>
+      </w:r>
+    </w:p>
+  </w:comment>
+  <w:comment w:id="1" w:author="Подсказка" w:initials="П" w:date="2026-01-01T00:00:00Z">
+    <w:p>
+      <w:pPr>
+        <w:pStyle w:val="CommentText"/>
+      </w:pPr>
+      <w:r>
+        <w:rPr>
+          <w:rStyle w:val="CommentReference"/>
+        </w:rPr>
+        <w:annotationRef/>
+      </w:r>
+      <w:r>
+        <w:t>ФИО в род.падеже. Пример: Петрова Петра Петровича</w:t>
+      </w:r>
+    </w:p>
+  </w:comment>
+  <w:comment w:id="2" w:author="Подсказка" w:initials="П" w:date="2026-01-01T00:00:00Z">
+    <w:p>
+      <w:pPr>
+        <w:pStyle w:val="CommentText"/>
+      </w:pPr>
+      <w:r>
+        <w:rPr>
+          <w:rStyle w:val="CommentReference"/>
+        </w:rPr>
+        <w:annotationRef/>
+      </w:r>
+      <w:r>
+        <w:t>Должность инициатора. Пример: начальник отдела</w:t>
+      </w:r>
+    </w:p>
+  </w:comment>
+  <w:comment w:id="3" w:author="Подсказка" w:initials="П" w:date="2026-01-01T00:00:00Z">
+    <w:p>
+      <w:pPr>
+        <w:pStyle w:val="CommentText"/>
+      </w:pPr>
+      <w:r>
+        <w:rPr>
+          <w:rStyle w:val="CommentReference"/>
+        </w:rPr>
+        <w:annotationRef/>
+      </w:r>
+      <w:r>
+        <w:t>ФИО инициатора. Пример: Иванов И.И.</w:t>
+      </w:r>
+    </w:p>
+  </w:comment>
+  <w:comment w:id="4" w:author="Подсказка" w:initials="П" w:date="2026-01-01T00:00:00Z">
+    <w:p>
+      <w:pPr>
+        <w:pStyle w:val="CommentText"/>
+      </w:pPr>
+      <w:r>
+        <w:rPr>
+          <w:rStyle w:val="CommentReference"/>
+        </w:rPr>
+        <w:annotationRef/>
+      </w:r>
+      <w:r>
+        <w:t>Печатается, только если это служебная записка на закупку</w:t>
+      </w:r>
+    </w:p>
+  </w:comment>
+  <w:comment w:id="5" w:author="Подсказка" w:initials="П" w:date="2026-01-01T00:00:00Z">
+    <w:p>
+      <w:pPr>
+        <w:pStyle w:val="CommentText"/>
+      </w:pPr>
+      <w:r>
+        <w:rPr>
+          <w:rStyle w:val="CommentReference"/>
+        </w:rPr>
+        <w:annotationRef/>
+      </w:r>
+      <w:r>
+        <w:t>Конец условия</w:t>
+      </w:r>
+    </w:p>
+  </w:comment>
+  <w:comment w:id="6" w:author="Подсказка" w:initials="П" w:date="2026-01-01T00:00:00Z">
+    <w:p>
+      <w:pPr>
+        <w:pStyle w:val="CommentText"/>
+      </w:pPr>
+      <w:r>
+        <w:rPr>
+          <w:rStyle w:val="CommentReference"/>
+        </w:rPr>
+        <w:annotationRef/>
+      </w:r>
+      <w:r>
+        <w:t>Сегодняшняя дата. Пример: 13.05.2026</w:t>
+      </w:r>
+    </w:p>
+  </w:comment>
+  <w:comment w:id="7" w:author="Подсказка" w:initials="П" w:date="2026-01-01T00:00:00Z">
+    <w:p>
+      <w:pPr>
+        <w:pStyle w:val="CommentText"/>
+      </w:pPr>
+      <w:r>
+        <w:rPr>
+          <w:rStyle w:val="CommentReference"/>
+        </w:rPr>
+        <w:annotationRef/>
+      </w:r>
+      <w:r>
+        <w:t>Предмет закупки. Пример: Оказание услуг связи</w:t>
+      </w:r>
+    </w:p>
+  </w:comment>
+  <w:comment w:id="8" w:author="Подсказка" w:initials="П" w:date="2026-01-01T00:00:00Z">
+    <w:p>
+      <w:pPr>
+        <w:pStyle w:val="CommentText"/>
+      </w:pPr>
+      <w:r>
+        <w:rPr>
+          <w:rStyle w:val="CommentReference"/>
+        </w:rPr>
+        <w:annotationRef/>
+      </w:r>
+      <w:r>
+        <w:t>Печатается, если предмет закупки — товары (не услуги)</w:t>
+      </w:r>
+    </w:p>
+  </w:comment>
+  <w:comment w:id="9" w:author="Подсказка" w:initials="П" w:date="2026-01-01T00:00:00Z">
+    <w:p>
+      <w:pPr>
+        <w:pStyle w:val="CommentText"/>
+      </w:pPr>
+      <w:r>
+        <w:rPr>
+          <w:rStyle w:val="CommentReference"/>
+        </w:rPr>
+        <w:annotationRef/>
+      </w:r>
+      <w:r>
+        <w:t>Иначе — противоположный случай к условию выше</w:t>
+      </w:r>
+    </w:p>
+  </w:comment>
+  <w:comment w:id="10" w:author="Подсказка" w:initials="П" w:date="2026-01-01T00:00:00Z">
+    <w:p>
+      <w:pPr>
+        <w:pStyle w:val="CommentText"/>
+      </w:pPr>
+      <w:r>
+        <w:rPr>
+          <w:rStyle w:val="CommentReference"/>
+        </w:rPr>
+        <w:annotationRef/>
+      </w:r>
+      <w:r>
+        <w:t>Конец условия</w:t>
+      </w:r>
+    </w:p>
+  </w:comment>
+  <w:comment w:id="11" w:author="Подсказка" w:initials="П" w:date="2026-01-01T00:00:00Z">
+    <w:p>
+      <w:pPr>
+        <w:pStyle w:val="CommentText"/>
+      </w:pPr>
+      <w:r>
+        <w:rPr>
+          <w:rStyle w:val="CommentReference"/>
+        </w:rPr>
+        <w:annotationRef/>
+      </w:r>
+      <w:r>
+        <w:t>Способ закупки. Пример: Единственный поставщик</w:t>
+      </w:r>
+    </w:p>
+  </w:comment>
+  <w:comment w:id="12" w:author="Подсказка" w:initials="П" w:date="2026-01-01T00:00:00Z">
+    <w:p>
+      <w:pPr>
+        <w:pStyle w:val="CommentText"/>
+      </w:pPr>
+      <w:r>
+        <w:rPr>
+          <w:rStyle w:val="CommentReference"/>
+        </w:rPr>
+        <w:annotationRef/>
+      </w:r>
+      <w:r>
+        <w:t>Готовая строка срока. Пример: с 15.01.2026 по 28.02.2026</w:t>
+      </w:r>
+    </w:p>
+  </w:comment>
+  <w:comment w:id="13" w:author="Подсказка" w:initials="П" w:date="2026-01-01T00:00:00Z">
+    <w:p>
+      <w:pPr>
+        <w:pStyle w:val="CommentText"/>
+      </w:pPr>
+      <w:r>
+        <w:rPr>
+          <w:rStyle w:val="CommentReference"/>
+        </w:rPr>
+        <w:annotationRef/>
+      </w:r>
+      <w:r>
+        <w:t>НМЦД — начальная максимальная цена договора. Пример: 130 000,00 ₽</w:t>
+      </w:r>
+    </w:p>
+  </w:comment>
+  <w:comment w:id="14" w:author="Подсказка" w:initials="П" w:date="2026-01-01T00:00:00Z">
+    <w:p>
+      <w:pPr>
+        <w:pStyle w:val="CommentText"/>
+      </w:pPr>
+      <w:r>
+        <w:rPr>
+          <w:rStyle w:val="CommentReference"/>
+        </w:rPr>
+        <w:annotationRef/>
+      </w:r>
+      <w:r>
+        <w:t>Полный путь ФЭО. Пример: 1. Адм → 1.2 IT → 1.2.3 Услуги связи</w:t>
+      </w:r>
+    </w:p>
+  </w:comment>
+  <w:comment w:id="15" w:author="Подсказка" w:initials="П" w:date="2026-01-01T00:00:00Z">
+    <w:p>
+      <w:pPr>
+        <w:pStyle w:val="CommentText"/>
+      </w:pPr>
+      <w:r>
+        <w:rPr>
+          <w:rStyle w:val="CommentReference"/>
+        </w:rPr>
+        <w:annotationRef/>
+      </w:r>
+      <w:r>
+        <w:t>Наименование субсидии. Пример: ФАДМ-2026</w:t>
+      </w:r>
+    </w:p>
+  </w:comment>
+  <w:comment w:id="16" w:author="Подсказка" w:initials="П" w:date="2026-01-01T00:00:00Z">
+    <w:p>
+      <w:pPr>
+        <w:pStyle w:val="CommentText"/>
+      </w:pPr>
+      <w:r>
+        <w:rPr>
+          <w:rStyle w:val="CommentReference"/>
+        </w:rPr>
+        <w:annotationRef/>
+      </w:r>
+      <w:r>
+        <w:t>Дата+время завершения. Пример: 10.01.2026 17:00</w:t>
+      </w:r>
+    </w:p>
+  </w:comment>
+  <w:comment w:id="17" w:author="Подсказка" w:initials="П" w:date="2026-01-01T00:00:00Z">
+    <w:p>
+      <w:pPr>
+        <w:pStyle w:val="CommentText"/>
+      </w:pPr>
+      <w:r>
+        <w:rPr>
+          <w:rStyle w:val="CommentReference"/>
+        </w:rPr>
+        <w:annotationRef/>
+      </w:r>
+      <w:r>
+        <w:t>Печатается, если предмет закупки — товары (не услуги)</w:t>
+      </w:r>
+    </w:p>
+  </w:comment>
+  <w:comment w:id="18" w:author="Подсказка" w:initials="П" w:date="2026-01-01T00:00:00Z">
+    <w:p>
+      <w:pPr>
+        <w:pStyle w:val="CommentText"/>
+      </w:pPr>
+      <w:r>
+        <w:rPr>
+          <w:rStyle w:val="CommentReference"/>
+        </w:rPr>
+        <w:annotationRef/>
+      </w:r>
+      <w:r>
+        <w:t>Иначе — противоположный случай к условию выше</w:t>
+      </w:r>
+    </w:p>
+  </w:comment>
+  <w:comment w:id="19" w:author="Подсказка" w:initials="П" w:date="2026-01-01T00:00:00Z">
+    <w:p>
+      <w:pPr>
+        <w:pStyle w:val="CommentText"/>
+      </w:pPr>
+      <w:r>
+        <w:rPr>
+          <w:rStyle w:val="CommentReference"/>
+        </w:rPr>
+        <w:annotationRef/>
+      </w:r>
+      <w:r>
+        <w:t>Конец условия</w:t>
+      </w:r>
+    </w:p>
+  </w:comment>
+  <w:comment w:id="20" w:author="Подсказка" w:initials="П" w:date="2026-01-01T00:00:00Z">
+    <w:p>
+      <w:pPr>
+        <w:pStyle w:val="CommentText"/>
+      </w:pPr>
+      <w:r>
+        <w:rPr>
+          <w:rStyle w:val="CommentReference"/>
+        </w:rPr>
+        <w:annotationRef/>
+      </w:r>
+      <w:r>
+        <w:t>Место оказания услуг / доставки. Пример: г. Москва, ул. Ленина, д. 1</w:t>
+      </w:r>
+    </w:p>
+  </w:comment>
+  <w:comment w:id="21" w:author="Подсказка" w:initials="П" w:date="2026-01-01T00:00:00Z">
+    <w:p>
+      <w:pPr>
+        <w:pStyle w:val="CommentText"/>
+      </w:pPr>
+      <w:r>
+        <w:rPr>
+          <w:rStyle w:val="CommentReference"/>
+        </w:rPr>
+        <w:annotationRef/>
+      </w:r>
+      <w:r>
+        <w:t>Должность инициатора. Пример: начальник отдела</w:t>
+      </w:r>
+    </w:p>
+  </w:comment>
+  <w:comment w:id="22" w:author="Подсказка" w:initials="П" w:date="2026-01-01T00:00:00Z">
+    <w:p>
+      <w:pPr>
+        <w:pStyle w:val="CommentText"/>
+      </w:pPr>
+      <w:r>
+        <w:rPr>
+          <w:rStyle w:val="CommentReference"/>
+        </w:rPr>
+        <w:annotationRef/>
+      </w:r>
+      <w:r>
+        <w:t>ФИО инициатора. Пример: Иванов И.И.</w:t>
+      </w:r>
+    </w:p>
+  </w:comment>
+  <w:comment w:id="23" w:author="Подсказка" w:initials="П" w:date="2026-01-01T00:00:00Z">
+    <w:p>
+      <w:pPr>
+        <w:pStyle w:val="CommentText"/>
+      </w:pPr>
+      <w:r>
+        <w:rPr>
+          <w:rStyle w:val="CommentReference"/>
+        </w:rPr>
+        <w:annotationRef/>
+      </w:r>
+      <w:r>
+        <w:t>Сегодняшняя дата. Пример: 13.05.2026</w:t>
+      </w:r>
+    </w:p>
+  </w:comment>
+</w:comments>
 </file>
 
 <file path=word/numbering.xml><?xml version="1.0" encoding="utf-8"?>
